--- a/ООП/Lab1/Lab1.docx
+++ b/ООП/Lab1/Lab1.docx
@@ -342,7 +342,7 @@
           <w:sz w:val="24"/>
           <w:szCs w:val="24"/>
         </w:rPr>
-        <w:t>Коробов</w:t>
+        <w:t>Рожков</w:t>
       </w:r>
       <w:r>
         <w:rPr>
@@ -358,7 +358,15 @@
           <w:sz w:val="24"/>
           <w:szCs w:val="24"/>
         </w:rPr>
-        <w:t>С.А.</w:t>
+        <w:t>М</w:t>
+      </w:r>
+      <w:r>
+        <w:rPr>
+          <w:rFonts w:ascii="Times New Roman" w:hAnsi="Times New Roman" w:cs="Times New Roman"/>
+          <w:sz w:val="24"/>
+          <w:szCs w:val="24"/>
+        </w:rPr>
+        <w:t>.А.</w:t>
       </w:r>
     </w:p>
     <w:p>
